--- a/Courses/Software-Sciences/IT-Module-3-Web-Design/12-CSS-Basics/12-CSS-Basics-Exercises.docx
+++ b/Courses/Software-Sciences/IT-Module-3-Web-Design/12-CSS-Basics/12-CSS-Basics-Exercises.docx
@@ -98,7 +98,7 @@
           <w:noProof/>
         </w:rPr>
         <w:drawing>
-          <wp:inline distT="0" distB="0" distL="0" distR="0" wp14:anchorId="73F5C6D6" wp14:editId="71B9487E">
+          <wp:inline distT="0" distB="0" distL="0" distR="0" wp14:anchorId="73F5C6D6" wp14:editId="3C19B4BA">
             <wp:extent cx="1065886" cy="497260"/>
             <wp:effectExtent l="0" t="0" r="1270" b="0"/>
             <wp:docPr id="470543985" name="Picture 1"/>
@@ -537,13 +537,7 @@
         <w:rPr>
           <w:lang w:val="bg-BG"/>
         </w:rPr>
-        <w:t>Стилизиране</w:t>
-      </w:r>
-      <w:r>
-        <w:rPr>
-          <w:lang w:val="bg-BG"/>
-        </w:rPr>
-        <w:t xml:space="preserve"> на </w:t>
+        <w:t xml:space="preserve">Стилизиране на </w:t>
       </w:r>
       <w:r>
         <w:t xml:space="preserve">HTML </w:t>
@@ -931,7 +925,19 @@
         <w:rPr>
           <w:lang w:val="bg-BG"/>
         </w:rPr>
-        <w:t xml:space="preserve"> външно разстояние </w:t>
+        <w:t xml:space="preserve"> външно </w:t>
+      </w:r>
+      <w:r>
+        <w:rPr>
+          <w:lang w:val="bg-BG"/>
+        </w:rPr>
+        <w:t>отстояние</w:t>
+      </w:r>
+      <w:r>
+        <w:rPr>
+          <w:lang w:val="bg-BG"/>
+        </w:rPr>
+        <w:t xml:space="preserve"> </w:t>
       </w:r>
       <w:r>
         <w:rPr>
@@ -1107,7 +1113,19 @@
         <w:rPr>
           <w:lang w:val="bg-BG"/>
         </w:rPr>
-        <w:t xml:space="preserve">, бял текст, вътрешно разстояние </w:t>
+        <w:t xml:space="preserve">, бял текст, вътрешно </w:t>
+      </w:r>
+      <w:r>
+        <w:rPr>
+          <w:lang w:val="bg-BG"/>
+        </w:rPr>
+        <w:t>отстояние</w:t>
+      </w:r>
+      <w:r>
+        <w:rPr>
+          <w:lang w:val="bg-BG"/>
+        </w:rPr>
+        <w:t xml:space="preserve"> </w:t>
       </w:r>
       <w:r>
         <w:rPr>
@@ -1232,22 +1250,66 @@
         <w:rPr>
           <w:lang w:val="bg-BG"/>
         </w:rPr>
-        <w:t xml:space="preserve"> за</w:t>
-      </w:r>
-      <w:r>
-        <w:rPr>
-          <w:lang w:val="bg-BG"/>
-        </w:rPr>
+        <w:t xml:space="preserve"> за </w:t>
+      </w:r>
+      <w:r>
+        <w:rPr>
+          <w:rFonts w:ascii="Consolas" w:hAnsi="Consolas" w:cs="Consolas"/>
+          <w:b/>
+          <w:bCs/>
+          <w:lang w:val="bg-BG"/>
+        </w:rPr>
+        <w:t>&lt;</w:t>
+      </w:r>
+      <w:r>
+        <w:rPr>
+          <w:rFonts w:ascii="Consolas" w:hAnsi="Consolas" w:cs="Consolas"/>
+          <w:b/>
+          <w:bCs/>
+        </w:rPr>
+        <w:t>main&gt;</w:t>
+      </w:r>
+      <w:r>
         <w:t xml:space="preserve"> </w:t>
       </w:r>
       <w:r>
         <w:rPr>
+          <w:lang w:val="bg-BG"/>
+        </w:rPr>
+        <w:t>–</w:t>
+      </w:r>
+      <w:r>
+        <w:rPr>
+          <w:lang w:val="bg-BG"/>
+        </w:rPr>
+        <w:t xml:space="preserve"> </w:t>
+      </w:r>
+      <w:r>
+        <w:rPr>
+          <w:lang w:val="bg-BG"/>
+        </w:rPr>
+        <w:t xml:space="preserve">бял фон, вътрешно </w:t>
+      </w:r>
+      <w:r>
+        <w:rPr>
+          <w:lang w:val="bg-BG"/>
+        </w:rPr>
+        <w:t>отстояние</w:t>
+      </w:r>
+      <w:r>
+        <w:rPr>
+          <w:lang w:val="bg-BG"/>
+        </w:rPr>
+        <w:t xml:space="preserve"> </w:t>
+      </w:r>
+      <w:r>
+        <w:rPr>
           <w:rFonts w:ascii="Consolas" w:hAnsi="Consolas" w:cs="Consolas"/>
           <w:b/>
           <w:bCs/>
           <w:lang w:val="bg-BG"/>
         </w:rPr>
-        <w:t>&lt;</w:t>
+        <w:t>20</w:t>
       </w:r>
       <w:r>
         <w:rPr>
@@ -1255,52 +1317,6 @@
           <w:b/>
           <w:bCs/>
         </w:rPr>
-        <w:t>main</w:t>
-      </w:r>
-      <w:r>
-        <w:rPr>
-          <w:rFonts w:ascii="Consolas" w:hAnsi="Consolas" w:cs="Consolas"/>
-          <w:b/>
-          <w:bCs/>
-        </w:rPr>
-        <w:t>&gt;</w:t>
-      </w:r>
-      <w:r>
-        <w:t xml:space="preserve"> </w:t>
-      </w:r>
-      <w:r>
-        <w:rPr>
-          <w:lang w:val="bg-BG"/>
-        </w:rPr>
-        <w:t>–</w:t>
-      </w:r>
-      <w:r>
-        <w:rPr>
-          <w:lang w:val="bg-BG"/>
-        </w:rPr>
-        <w:t xml:space="preserve"> </w:t>
-      </w:r>
-      <w:r>
-        <w:rPr>
-          <w:lang w:val="bg-BG"/>
-        </w:rPr>
-        <w:t xml:space="preserve">бял фон, вътрешно разстояние </w:t>
-      </w:r>
-      <w:r>
-        <w:rPr>
-          <w:rFonts w:ascii="Consolas" w:hAnsi="Consolas" w:cs="Consolas"/>
-          <w:b/>
-          <w:bCs/>
-          <w:lang w:val="bg-BG"/>
-        </w:rPr>
-        <w:t>20</w:t>
-      </w:r>
-      <w:r>
-        <w:rPr>
-          <w:rFonts w:ascii="Consolas" w:hAnsi="Consolas" w:cs="Consolas"/>
-          <w:b/>
-          <w:bCs/>
-        </w:rPr>
         <w:t>px</w:t>
       </w:r>
       <w:r>
@@ -1310,7 +1326,19 @@
         <w:rPr>
           <w:lang w:val="bg-BG"/>
         </w:rPr>
-        <w:t xml:space="preserve">външно разстояние отгоре </w:t>
+        <w:t xml:space="preserve">външно </w:t>
+      </w:r>
+      <w:r>
+        <w:rPr>
+          <w:lang w:val="bg-BG"/>
+        </w:rPr>
+        <w:t>отстояние</w:t>
+      </w:r>
+      <w:r>
+        <w:rPr>
+          <w:lang w:val="bg-BG"/>
+        </w:rPr>
+        <w:t xml:space="preserve"> отгоре </w:t>
       </w:r>
       <w:r>
         <w:rPr>
@@ -1619,15 +1647,31 @@
           <w:b/>
           <w:bCs/>
         </w:rPr>
-        <w:t>&lt;</w:t>
+        <w:t>&lt;p&gt;</w:t>
+      </w:r>
+      <w:r>
+        <w:t xml:space="preserve"> </w:t>
+      </w:r>
+      <w:r>
+        <w:rPr>
+          <w:lang w:val="bg-BG"/>
+        </w:rPr>
+        <w:t>–</w:t>
+      </w:r>
+      <w:r>
+        <w:rPr>
+          <w:lang w:val="bg-BG"/>
+        </w:rPr>
+        <w:t xml:space="preserve"> размер </w:t>
       </w:r>
       <w:r>
         <w:rPr>
           <w:rFonts w:ascii="Consolas" w:hAnsi="Consolas" w:cs="Consolas"/>
           <w:b/>
           <w:bCs/>
-        </w:rPr>
-        <w:t>p</w:t>
+          <w:lang w:val="bg-BG"/>
+        </w:rPr>
+        <w:t>18</w:t>
       </w:r>
       <w:r>
         <w:rPr>
@@ -1635,44 +1679,6 @@
           <w:b/>
           <w:bCs/>
         </w:rPr>
-        <w:t>&gt;</w:t>
-      </w:r>
-      <w:r>
-        <w:t xml:space="preserve"> </w:t>
-      </w:r>
-      <w:r>
-        <w:rPr>
-          <w:lang w:val="bg-BG"/>
-        </w:rPr>
-        <w:t>–</w:t>
-      </w:r>
-      <w:r>
-        <w:rPr>
-          <w:lang w:val="bg-BG"/>
-        </w:rPr>
-        <w:t xml:space="preserve"> </w:t>
-      </w:r>
-      <w:r>
-        <w:rPr>
-          <w:lang w:val="bg-BG"/>
-        </w:rPr>
-        <w:t xml:space="preserve">размер </w:t>
-      </w:r>
-      <w:r>
-        <w:rPr>
-          <w:rFonts w:ascii="Consolas" w:hAnsi="Consolas" w:cs="Consolas"/>
-          <w:b/>
-          <w:bCs/>
-          <w:lang w:val="bg-BG"/>
-        </w:rPr>
-        <w:t>18</w:t>
-      </w:r>
-      <w:r>
-        <w:rPr>
-          <w:rFonts w:ascii="Consolas" w:hAnsi="Consolas" w:cs="Consolas"/>
-          <w:b/>
-          <w:bCs/>
-        </w:rPr>
         <w:t>px</w:t>
       </w:r>
       <w:r>
@@ -1682,7 +1688,13 @@
         <w:rPr>
           <w:lang w:val="bg-BG"/>
         </w:rPr>
-        <w:t xml:space="preserve">разстояние между редовете </w:t>
+        <w:t>отстояние</w:t>
+      </w:r>
+      <w:r>
+        <w:rPr>
+          <w:lang w:val="bg-BG"/>
+        </w:rPr>
+        <w:t xml:space="preserve"> между редовете </w:t>
       </w:r>
       <w:r>
         <w:rPr>
@@ -4068,6 +4080,7 @@
   <w:style w:type="character" w:default="1" w:styleId="DefaultParagraphFont">
     <w:name w:val="Default Paragraph Font"/>
     <w:uiPriority w:val="1"/>
+    <w:semiHidden/>
     <w:unhideWhenUsed/>
   </w:style>
   <w:style w:type="table" w:default="1" w:styleId="TableNormal">

--- a/Courses/Software-Sciences/IT-Module-3-Web-Design/12-CSS-Basics/12-CSS-Basics-Exercises.docx
+++ b/Courses/Software-Sciences/IT-Module-3-Web-Design/12-CSS-Basics/12-CSS-Basics-Exercises.docx
@@ -98,9 +98,9 @@
           <w:noProof/>
         </w:rPr>
         <w:drawing>
-          <wp:inline distT="0" distB="0" distL="0" distR="0" wp14:anchorId="73F5C6D6" wp14:editId="3C19B4BA">
-            <wp:extent cx="1065886" cy="497260"/>
-            <wp:effectExtent l="0" t="0" r="1270" b="0"/>
+          <wp:inline distT="0" distB="0" distL="0" distR="0" wp14:anchorId="73F5C6D6" wp14:editId="70F012B0">
+            <wp:extent cx="1065886" cy="477023"/>
+            <wp:effectExtent l="0" t="0" r="1270" b="5715"/>
             <wp:docPr id="470543985" name="Picture 1"/>
             <wp:cNvGraphicFramePr>
               <a:graphicFrameLocks xmlns:a="http://schemas.openxmlformats.org/drawingml/2006/main" noChangeAspect="1"/>
@@ -129,7 +129,7 @@
                   <pic:spPr bwMode="auto">
                     <a:xfrm>
                       <a:off x="0" y="0"/>
-                      <a:ext cx="1065886" cy="497260"/>
+                      <a:ext cx="1065886" cy="477023"/>
                     </a:xfrm>
                     <a:prstGeom prst="rect">
                       <a:avLst/>
